--- a/zht/docx/22.content.docx
+++ b/zht/docx/22.content.docx
@@ -231,19 +231,7 @@
         <w:rPr>
           <w:lang w:val="zh_TW" w:bidi="zh_TW"/>
         </w:rPr>
-        <w:t>這卷書的英文書名就取自這節經文。嚴格來說它是一個標題，跟書名頁的功能一樣——說明（作品的）體裁（是詩歌）也指出了作者與書卷的關聯——他可能寫了本書部分或全部的詩歌（見</w:t>
-      </w:r>
-      <w:r>
-        <w:rPr>
-          <w:lang w:val="zh_TW" w:bidi="zh_TW"/>
-        </w:rPr>
-        <w:t>雅歌書簡介</w:t>
-      </w:r>
-      <w:r>
-        <w:rPr>
-          <w:lang w:val="zh_TW" w:bidi="zh_TW"/>
-        </w:rPr>
-        <w:t>，「作者」）。聖經的英文譯者準確地理解了「歌中之歌」為希伯來語中的最高級，因此這卷書中的詩歌是最高等、最美好或最崇高的，這可能意味著它比所羅門的其它1,005首詩歌更美妙（見</w:t>
+        <w:t>這卷書的英文書名就取自這節經文。嚴格來說它是一個標題，跟書名頁的功能一樣——說明（作品的）體裁（是詩歌）也指出了作者與書卷的關聯——他可能寫了本書部分或全部的詩歌（見雅歌書簡介，「作者」）。聖經的英文譯者準確地理解了「歌中之歌」為希伯來語中的最高級，因此這卷書中的詩歌是最高等、最美好或最崇高的，這可能意味著它比所羅門的其它1,005首詩歌更美妙（見</w:t>
       </w:r>
       <w:r>
         <w:rPr>
